--- a/en/files/resources/Sample_Ethics_Application.docx
+++ b/en/files/resources/Sample_Ethics_Application.docx
@@ -816,7 +816,7 @@
         <w:rPr>
           <w:i/>
         </w:rPr>
-        <w:t>Known → unknown → why here and now, with references. It names the main weakness of earlier evidence (confounding) and shows the study is a step towards a trial, not an end in itself.</w:t>
+        <w:t>Known, then unknown, then why here and now, with references. It names the main weakness of earlier evidence (confounding) and shows the study is a step towards a trial, not an end in itself.</w:t>
       </w:r>
     </w:p>
     <w:p>
